--- a/CPP/Bit manipulation/algorithms.docx
+++ b/CPP/Bit manipulation/algorithms.docx
@@ -2456,6 +2456,666 @@
     <w:p>
       <w:r>
         <w:t>**n &gt;&gt; 1** -&gt; right shift</w:t>
+      </w:r>
+    </w:p>
+    <w:p>
+      <w:r>
+        <w:t xml:space="preserve">**n &amp; (n - </w:t>
+      </w:r>
+      <w:proofErr w:type="gramStart"/>
+      <w:r>
+        <w:t>1)*</w:t>
+      </w:r>
+      <w:proofErr w:type="gramEnd"/>
+      <w:r>
+        <w:t>* -&gt; removes rightmost set bit</w:t>
+      </w:r>
+    </w:p>
+    <w:p>
+      <w:pPr>
+        <w:rPr>
+          <w:b/>
+          <w:bCs/>
+        </w:rPr>
+      </w:pPr>
+      <w:r>
+        <w:rPr>
+          <w:b/>
+          <w:bCs/>
+        </w:rPr>
+        <w:t xml:space="preserve">Question: Set </w:t>
+      </w:r>
+      <w:proofErr w:type="spellStart"/>
+      <w:r>
+        <w:rPr>
+          <w:b/>
+          <w:bCs/>
+        </w:rPr>
+        <w:t>i-th</w:t>
+      </w:r>
+      <w:proofErr w:type="spellEnd"/>
+      <w:r>
+        <w:rPr>
+          <w:b/>
+          <w:bCs/>
+        </w:rPr>
+        <w:t xml:space="preserve"> Bit of a Number</w:t>
+      </w:r>
+    </w:p>
+    <w:p/>
+    <w:p>
+      <w:r>
+        <w:t>Pattern:</w:t>
+      </w:r>
+    </w:p>
+    <w:p>
+      <w:r>
+        <w:t>**Bit Manipulation**</w:t>
+      </w:r>
+    </w:p>
+    <w:p/>
+    <w:p>
+      <w:r>
+        <w:t>Intuition:</w:t>
+      </w:r>
+    </w:p>
+    <w:p>
+      <w:r>
+        <w:t xml:space="preserve">To set </w:t>
+      </w:r>
+      <w:proofErr w:type="spellStart"/>
+      <w:r>
+        <w:t>i-th</w:t>
+      </w:r>
+      <w:proofErr w:type="spellEnd"/>
+      <w:r>
+        <w:t xml:space="preserve"> bit:</w:t>
+      </w:r>
+    </w:p>
+    <w:p>
+      <w:r>
+        <w:t>Use OR operation with:</w:t>
+      </w:r>
+    </w:p>
+    <w:p/>
+    <w:p>
+      <w:proofErr w:type="gramStart"/>
+      <w:r>
+        <w:t>:</w:t>
+      </w:r>
+      <w:proofErr w:type="spellStart"/>
+      <w:r>
+        <w:t>contentReference</w:t>
+      </w:r>
+      <w:proofErr w:type="spellEnd"/>
+      <w:proofErr w:type="gramEnd"/>
+      <w:r>
+        <w:t>[oaicite:</w:t>
+      </w:r>
+      <w:proofErr w:type="gramStart"/>
+      <w:r>
+        <w:t>0]{</w:t>
+      </w:r>
+      <w:proofErr w:type="gramEnd"/>
+      <w:r>
+        <w:t>index=0}</w:t>
+      </w:r>
+    </w:p>
+    <w:p/>
+    <w:p>
+      <w:r>
+        <w:t>Why?</w:t>
+      </w:r>
+    </w:p>
+    <w:p>
+      <w:r>
+        <w:t>Because:</w:t>
+      </w:r>
+    </w:p>
+    <w:p>
+      <w:r>
+        <w:t>- OR with 1 sets bit to 1</w:t>
+      </w:r>
+    </w:p>
+    <w:p>
+      <w:r>
+        <w:t>- OR with 0 keeps bit unchanged</w:t>
+      </w:r>
+    </w:p>
+    <w:p/>
+    <w:p>
+      <w:r>
+        <w:lastRenderedPageBreak/>
+        <w:t>Algorithm:</w:t>
+      </w:r>
+    </w:p>
+    <w:p>
+      <w:r>
+        <w:t>1. Create bitmask:</w:t>
+      </w:r>
+    </w:p>
+    <w:p>
+      <w:r>
+        <w:t xml:space="preserve">   1 &lt;&lt; </w:t>
+      </w:r>
+      <w:proofErr w:type="spellStart"/>
+      <w:r>
+        <w:t>i</w:t>
+      </w:r>
+      <w:proofErr w:type="spellEnd"/>
+    </w:p>
+    <w:p>
+      <w:r>
+        <w:t>2. OR number with bitmask</w:t>
+      </w:r>
+    </w:p>
+    <w:p>
+      <w:r>
+        <w:t>3. Return result</w:t>
+      </w:r>
+    </w:p>
+    <w:p/>
+    <w:p>
+      <w:r>
+        <w:t>C++ Code:</w:t>
+      </w:r>
+    </w:p>
+    <w:p/>
+    <w:p>
+      <w:r>
+        <w:t>class Solution {</w:t>
+      </w:r>
+    </w:p>
+    <w:p>
+      <w:r>
+        <w:t>public:</w:t>
+      </w:r>
+    </w:p>
+    <w:p>
+      <w:r>
+        <w:t xml:space="preserve">    int </w:t>
+      </w:r>
+      <w:proofErr w:type="spellStart"/>
+      <w:proofErr w:type="gramStart"/>
+      <w:r>
+        <w:t>setBit</w:t>
+      </w:r>
+      <w:proofErr w:type="spellEnd"/>
+      <w:r>
+        <w:t>(</w:t>
+      </w:r>
+      <w:proofErr w:type="gramEnd"/>
+      <w:r>
+        <w:t xml:space="preserve">int n, int </w:t>
+      </w:r>
+      <w:proofErr w:type="spellStart"/>
+      <w:r>
+        <w:t>i</w:t>
+      </w:r>
+      <w:proofErr w:type="spellEnd"/>
+      <w:r>
+        <w:t>) {</w:t>
+      </w:r>
+    </w:p>
+    <w:p>
+      <w:r>
+        <w:t xml:space="preserve">        </w:t>
+      </w:r>
+    </w:p>
+    <w:p>
+      <w:r>
+        <w:t xml:space="preserve">        return (n | (1 &lt;&lt; </w:t>
+      </w:r>
+      <w:proofErr w:type="spellStart"/>
+      <w:r>
+        <w:t>i</w:t>
+      </w:r>
+      <w:proofErr w:type="spellEnd"/>
+      <w:r>
+        <w:t>));</w:t>
+      </w:r>
+    </w:p>
+    <w:p>
+      <w:r>
+        <w:t xml:space="preserve">    }</w:t>
+      </w:r>
+    </w:p>
+    <w:p>
+      <w:r>
+        <w:t>};</w:t>
+      </w:r>
+    </w:p>
+    <w:p/>
+    <w:p>
+      <w:r>
+        <w:t>Time Complexity:</w:t>
+      </w:r>
+    </w:p>
+    <w:p>
+      <w:r>
+        <w:t>**</w:t>
+      </w:r>
+      <w:proofErr w:type="gramStart"/>
+      <w:r>
+        <w:t>O(1)*</w:t>
+      </w:r>
+      <w:proofErr w:type="gramEnd"/>
+      <w:r>
+        <w:t>*</w:t>
+      </w:r>
+    </w:p>
+    <w:p/>
+    <w:p>
+      <w:r>
+        <w:t>Space Complexity:</w:t>
+      </w:r>
+    </w:p>
+    <w:p>
+      <w:r>
+        <w:t>**</w:t>
+      </w:r>
+      <w:proofErr w:type="gramStart"/>
+      <w:r>
+        <w:t>O(1)*</w:t>
+      </w:r>
+      <w:proofErr w:type="gramEnd"/>
+      <w:r>
+        <w:t>*</w:t>
+      </w:r>
+    </w:p>
+    <w:p/>
+    <w:p>
+      <w:r>
+        <w:t>Example:</w:t>
+      </w:r>
+    </w:p>
+    <w:p>
+      <w:r>
+        <w:t>n = 10</w:t>
+      </w:r>
+    </w:p>
+    <w:p/>
+    <w:p>
+      <w:r>
+        <w:t>Binary:</w:t>
+      </w:r>
+    </w:p>
+    <w:p>
+      <w:r>
+        <w:t>1010</w:t>
+      </w:r>
+    </w:p>
+    <w:p/>
+    <w:p>
+      <w:proofErr w:type="spellStart"/>
+      <w:r>
+        <w:lastRenderedPageBreak/>
+        <w:t>i</w:t>
+      </w:r>
+      <w:proofErr w:type="spellEnd"/>
+      <w:r>
+        <w:t xml:space="preserve"> = 2</w:t>
+      </w:r>
+    </w:p>
+    <w:p/>
+    <w:p>
+      <w:r>
+        <w:t>Bitmask:</w:t>
+      </w:r>
+    </w:p>
+    <w:p>
+      <w:r>
+        <w:t>1 &lt;&lt; 2 = 0100</w:t>
+      </w:r>
+    </w:p>
+    <w:p/>
+    <w:p>
+      <w:r>
+        <w:t>Operation:</w:t>
+      </w:r>
+    </w:p>
+    <w:p>
+      <w:r>
+        <w:t>1010</w:t>
+      </w:r>
+    </w:p>
+    <w:p>
+      <w:r>
+        <w:t>0100</w:t>
+      </w:r>
+    </w:p>
+    <w:p>
+      <w:r>
+        <w:t>----</w:t>
+      </w:r>
+    </w:p>
+    <w:p>
+      <w:r>
+        <w:t>1110</w:t>
+      </w:r>
+    </w:p>
+    <w:p/>
+    <w:p>
+      <w:r>
+        <w:t>Answer:</w:t>
+      </w:r>
+    </w:p>
+    <w:p>
+      <w:r>
+        <w:t>14</w:t>
+      </w:r>
+    </w:p>
+    <w:p/>
+    <w:p>
+      <w:r>
+        <w:t>Important Bit Tricks:</w:t>
+      </w:r>
+    </w:p>
+    <w:p>
+      <w:r>
+        <w:t xml:space="preserve">**1 &lt;&lt; </w:t>
+      </w:r>
+      <w:proofErr w:type="spellStart"/>
+      <w:r>
+        <w:t>i</w:t>
+      </w:r>
+      <w:proofErr w:type="spellEnd"/>
+      <w:r>
+        <w:t>** -&gt; creates mask</w:t>
+      </w:r>
+    </w:p>
+    <w:p>
+      <w:r>
+        <w:t xml:space="preserve">**n | mask** -&gt; sets </w:t>
+      </w:r>
+      <w:proofErr w:type="spellStart"/>
+      <w:r>
+        <w:t>i-th</w:t>
+      </w:r>
+      <w:proofErr w:type="spellEnd"/>
+      <w:r>
+        <w:t xml:space="preserve"> bit</w:t>
+      </w:r>
+    </w:p>
+    <w:p/>
+    <w:p>
+      <w:pPr>
+        <w:rPr>
+          <w:b/>
+          <w:bCs/>
+        </w:rPr>
+      </w:pPr>
+      <w:r>
+        <w:rPr>
+          <w:b/>
+          <w:bCs/>
+        </w:rPr>
+        <w:t>Question: Delete Last Set Bit of a Number</w:t>
+      </w:r>
+    </w:p>
+    <w:p/>
+    <w:p>
+      <w:r>
+        <w:t>Pattern:</w:t>
+      </w:r>
+    </w:p>
+    <w:p>
+      <w:r>
+        <w:t>**Bit Manipulation**</w:t>
+      </w:r>
+    </w:p>
+    <w:p/>
+    <w:p>
+      <w:r>
+        <w:t>Intuition:</w:t>
+      </w:r>
+    </w:p>
+    <w:p>
+      <w:r>
+        <w:t>Use:</w:t>
+      </w:r>
+    </w:p>
+    <w:p/>
+    <w:p>
+      <w:proofErr w:type="gramStart"/>
+      <w:r>
+        <w:t>:</w:t>
+      </w:r>
+      <w:proofErr w:type="spellStart"/>
+      <w:r>
+        <w:t>contentReference</w:t>
+      </w:r>
+      <w:proofErr w:type="spellEnd"/>
+      <w:proofErr w:type="gramEnd"/>
+      <w:r>
+        <w:t>[oaicite:</w:t>
+      </w:r>
+      <w:proofErr w:type="gramStart"/>
+      <w:r>
+        <w:t>0]{</w:t>
+      </w:r>
+      <w:proofErr w:type="gramEnd"/>
+      <w:r>
+        <w:t>index=0}</w:t>
+      </w:r>
+    </w:p>
+    <w:p/>
+    <w:p>
+      <w:r>
+        <w:lastRenderedPageBreak/>
+        <w:t>Why?</w:t>
+      </w:r>
+    </w:p>
+    <w:p>
+      <w:r>
+        <w:t>Subtracting 1:</w:t>
+      </w:r>
+    </w:p>
+    <w:p>
+      <w:r>
+        <w:t>- flips all bits after last set bit</w:t>
+      </w:r>
+    </w:p>
+    <w:p>
+      <w:r>
+        <w:t>- including last set bit</w:t>
+      </w:r>
+    </w:p>
+    <w:p/>
+    <w:p>
+      <w:r>
+        <w:t>AND operation removes the rightmost set bit.</w:t>
+      </w:r>
+    </w:p>
+    <w:p/>
+    <w:p>
+      <w:r>
+        <w:t>Algorithm:</w:t>
+      </w:r>
+    </w:p>
+    <w:p>
+      <w:r>
+        <w:t>1. Compute:</w:t>
+      </w:r>
+    </w:p>
+    <w:p>
+      <w:r>
+        <w:t xml:space="preserve">   n &amp; (n - 1)</w:t>
+      </w:r>
+    </w:p>
+    <w:p>
+      <w:r>
+        <w:t>2. Return result</w:t>
+      </w:r>
+    </w:p>
+    <w:p/>
+    <w:p>
+      <w:r>
+        <w:t>C++ Code:</w:t>
+      </w:r>
+    </w:p>
+    <w:p/>
+    <w:p>
+      <w:r>
+        <w:t>class Solution {</w:t>
+      </w:r>
+    </w:p>
+    <w:p>
+      <w:r>
+        <w:t>public:</w:t>
+      </w:r>
+    </w:p>
+    <w:p>
+      <w:r>
+        <w:t xml:space="preserve">    int </w:t>
+      </w:r>
+      <w:proofErr w:type="spellStart"/>
+      <w:proofErr w:type="gramStart"/>
+      <w:r>
+        <w:t>deleteLastSetBit</w:t>
+      </w:r>
+      <w:proofErr w:type="spellEnd"/>
+      <w:r>
+        <w:t>(</w:t>
+      </w:r>
+      <w:proofErr w:type="gramEnd"/>
+      <w:r>
+        <w:t>int n) {</w:t>
+      </w:r>
+    </w:p>
+    <w:p>
+      <w:r>
+        <w:t xml:space="preserve">        </w:t>
+      </w:r>
+    </w:p>
+    <w:p>
+      <w:r>
+        <w:t xml:space="preserve">        return (n &amp; (n - 1));</w:t>
+      </w:r>
+    </w:p>
+    <w:p>
+      <w:r>
+        <w:t xml:space="preserve">    }</w:t>
+      </w:r>
+    </w:p>
+    <w:p>
+      <w:r>
+        <w:t>};</w:t>
+      </w:r>
+    </w:p>
+    <w:p/>
+    <w:p>
+      <w:r>
+        <w:t>Time Complexity:</w:t>
+      </w:r>
+    </w:p>
+    <w:p>
+      <w:r>
+        <w:t>**</w:t>
+      </w:r>
+      <w:proofErr w:type="gramStart"/>
+      <w:r>
+        <w:t>O(1)*</w:t>
+      </w:r>
+      <w:proofErr w:type="gramEnd"/>
+      <w:r>
+        <w:t>*</w:t>
+      </w:r>
+    </w:p>
+    <w:p/>
+    <w:p>
+      <w:r>
+        <w:t>Space Complexity:</w:t>
+      </w:r>
+    </w:p>
+    <w:p>
+      <w:r>
+        <w:t>**</w:t>
+      </w:r>
+      <w:proofErr w:type="gramStart"/>
+      <w:r>
+        <w:t>O(1)*</w:t>
+      </w:r>
+      <w:proofErr w:type="gramEnd"/>
+      <w:r>
+        <w:t>*</w:t>
+      </w:r>
+    </w:p>
+    <w:p/>
+    <w:p>
+      <w:r>
+        <w:lastRenderedPageBreak/>
+        <w:t>Example:</w:t>
+      </w:r>
+    </w:p>
+    <w:p>
+      <w:r>
+        <w:t>n = 12</w:t>
+      </w:r>
+    </w:p>
+    <w:p/>
+    <w:p>
+      <w:r>
+        <w:t>Binary:</w:t>
+      </w:r>
+    </w:p>
+    <w:p>
+      <w:r>
+        <w:t>1100</w:t>
+      </w:r>
+    </w:p>
+    <w:p/>
+    <w:p>
+      <w:r>
+        <w:t>n - 1:</w:t>
+      </w:r>
+    </w:p>
+    <w:p>
+      <w:r>
+        <w:t>1011</w:t>
+      </w:r>
+    </w:p>
+    <w:p/>
+    <w:p>
+      <w:r>
+        <w:t>Operation:</w:t>
+      </w:r>
+    </w:p>
+    <w:p>
+      <w:r>
+        <w:t>1100</w:t>
+      </w:r>
+    </w:p>
+    <w:p>
+      <w:r>
+        <w:t>1011</w:t>
+      </w:r>
+    </w:p>
+    <w:p>
+      <w:r>
+        <w:t>----</w:t>
+      </w:r>
+    </w:p>
+    <w:p>
+      <w:r>
+        <w:t>1000</w:t>
+      </w:r>
+    </w:p>
+    <w:p/>
+    <w:p>
+      <w:r>
+        <w:t>Answer:</w:t>
+      </w:r>
+    </w:p>
+    <w:p>
+      <w:r>
+        <w:t>8</w:t>
+      </w:r>
+    </w:p>
+    <w:p/>
+    <w:p>
+      <w:r>
+        <w:t>Important Bit Tricks:</w:t>
       </w:r>
     </w:p>
     <w:p>
